--- a/PUBLISHED/biol-1/ALL_FILES/module-15-population-systems-ecology-keys-to-success.docx
+++ b/PUBLISHED/biol-1/ALL_FILES/module-15-population-systems-ecology-keys-to-success.docx
@@ -9,87 +9,77 @@
     </w:p>
     <w:p>
       <w:r>
-        <w:t>Learning Objectives</w:t>
+        <w:t>Introduction and Big Picture</w:t>
       </w:r>
     </w:p>
     <w:p>
       <w:r>
-        <w:t>By the end of this module, you should be able to:</w:t>
+        <w:t>Ecology is the study of how organisms interact with one another and with their physical environment. Moving from populations to entire ecosystems, we explore the hard mathematical realities of biological growth and the unyielding laws of thermodynamics. While chemical elements recycle constantly, energy moves in a one-way path through the system.</w:t>
       </w:r>
     </w:p>
     <w:p>
       <w:r>
-        <w:t>Diagram and distinguish between exponential and logistic population growth models.  Define carrying capacity and identify limiting factors.  Trace the path of energy through an ecosystem via trophic levels.  Apply the 10% Rule of Energy Transfer.  Explain how chemicals (like Carbon and Nitrogen) cycle through the biosphere.   The Big Picture</w:t>
+        <w:t>Key Information and Concepts</w:t>
       </w:r>
     </w:p>
     <w:p>
       <w:r>
-        <w:t>Evolution happens on the stage of Ecology. Organisms don't just exist in a vacuum; they eat, are eaten, excrete waste, and compete for limited space. In ecology, there are two golden rules: Energy flows (it enters from the sun, moves through life, and exits as heat), but Matter cycles (there is no "new" carbon being made; you are made of the exact same carbon atoms that once made up dinosaurs).</w:t>
+        <w:t>1. Population Growth Models</w:t>
       </w:r>
     </w:p>
     <w:p>
       <w:r>
-        <w:t>Key Terms &amp; Concepts</w:t>
+        <w:t>Populations grow dynamically depending on resource availability. We model this using two primary mathematical curves:</w:t>
+        <w:br/>
+        <w:t>- Exponential Growth (J-Curve): Occurs when a population has access to highly abundant (or unlimited) resources and spaces. The population grows faster and faster as it gets larger. This usually happens only temporarily, such as when a species colonizes a new, empty habitat, or immediately following a drastic reduction.</w:t>
+        <w:br/>
+        <w:t>- Logistic Growth (S-Curve): A more realistic model. The population initially grows exponentially, but as resources begin to run scarce, the growth rate begins to slow down, eventually leveling off entirely.</w:t>
       </w:r>
     </w:p>
     <w:p>
       <w:r>
-        <w:t>1. Population Growth</w:t>
+        <w:t>2. Carrying Capacity and Limiting Factors</w:t>
       </w:r>
     </w:p>
     <w:p>
       <w:r>
-        <w:t>Populations grow as individuals reproduce, but they do so in recognizable mathematical patterns:</w:t>
+        <w:t>Carrying Capacity (K): The maximum population size that a particular environment can sustain indefinitely. This is where the logistic S-curve flattens out.  Density-Dependent Limiting Factors: Pressures that limit growth more intensely as a population becomes increasingly crowded. Examples include competition for limited food, the rapid spread of diseases in dense populations, increased predation, and a buildup of toxic waste.  Density-Independent Limiting Factors: Pressures that impact the population size regardless of how dense or sparse it is. These are usually severe weather events or natural disasters—a massive flood kills a large percentage of animals whether there are 10 of them or 10,000 of them.   3. Trophic Levels in Ecosystems</w:t>
       </w:r>
     </w:p>
     <w:p>
       <w:r>
-        <w:t>Exponential Growth (J-Curve): A population grows constantly at an accelerating rate. The graph looks like a steep "J". This happens when a population has unlimited resources (e.g., bacteria in a fresh petri dish, or humans since the industrial revolution). It cannot last forever.  Logistic Growth (S-Curve): A population grows rapidly at first, but then levels off as it runs out of resources. The graph flattens out to look like an "S".   2. Carrying Capacity ($K$)</w:t>
+        <w:t>The structure of feeding relationships within an ecosystem is organized into trophic (feeding) levels:</w:t>
+        <w:br/>
+        <w:t>- Primary Producers (Autotrophs): Usually plants, algae, or certain bacteria that capture solar energy to produce food. They form the base of every ecosystem.</w:t>
+        <w:br/>
+        <w:t>- Primary Consumers: Herbivores that eat producers.</w:t>
+        <w:br/>
+        <w:t xml:space="preserve">- Secondary / Tertiary Consumers: Carnivores that eat herbivores or other carnivores. </w:t>
+        <w:br/>
+        <w:t>- Apex Predators: The top carnivores that have no natural predators of their own.</w:t>
+        <w:br/>
+        <w:t>- Decomposers: Fungi, bacteria, and detritivores that break down dead organic matter, unlocking locked nutrients and returning vital elements back to the soil for the producers to use again.</w:t>
       </w:r>
     </w:p>
     <w:p>
       <w:r>
-        <w:t xml:space="preserve">The flat top of the S-curve is the Carrying Capacity ($K$) . This is the maximum population size that a specific environment can sustain over the long term. </w:t>
-        <w:br/>
-        <w:t>- It is determined by Limiting Factors .</w:t>
-        <w:br/>
-        <w:t>- Density-dependent factors: Worsen as the population gets crowded (disease, competition for food, predators).</w:t>
-        <w:br/>
-        <w:t>- Density-independent factors: Affect a population regardless of its size (wildfires, floods, extreme winter).</w:t>
+        <w:t>4. The Rules of Energy and Nutrients</w:t>
       </w:r>
     </w:p>
     <w:p>
       <w:r>
-        <w:t>3. Trophic Levels &amp; The 10% Rule</w:t>
+        <w:t>A critical distinction in ecology is that energy flows , while chemicals cycle .</w:t>
+        <w:br/>
+        <w:t>- The 10% Rule of Energy Transfer: Only about 10% of the energy stored in organic matter at one trophic level is transferred to the next trophic level. The other ~90% is mostly "lost" as heat during biological processes (cellular respiration, movement) or is passed out as undigested waste.</w:t>
+        <w:br/>
+        <w:t xml:space="preserve">- Because of this massive energy drop-off, food chains are usually limited to 4-5 links. This also heavily restricts population sizes at the top; it takes a vast landscape of grass just to support enough zebras to feed a single pride of lions. </w:t>
+        <w:br/>
+        <w:t>- Biogeochemical Cycles: While energy comes from the sun and ultimately radiates out to space as heat, the actual atoms of life (Carbon, Nitrogen, Phosphorus, Water) are limited and must be tirelessly recycled. Plants pull carbon dioxide from the air and incorporate it into sugar via photosynthesis; eventually, consumers and decomposers break that sugar down and exhale the carbon back out via respiration.</w:t>
       </w:r>
     </w:p>
     <w:p>
       <w:r>
-        <w:t>Energy enters almost every ecosystem as sunlight and is converted into sugar by plants. It then moves up the food chain.</w:t>
-      </w:r>
-    </w:p>
-    <w:p>
-      <w:r>
-        <w:t>Producers (Autotrophs): Plants, algae, phytoplankton. They make their own food.  Primary Consumers: Herbivores (eat producers).  Secondary Consumers: Carnivores (eat primary consumers).  Tertiary Consumers: Apex predators (eat secondary consumers).   The 10% Rule: As energy moves from one trophic level up to the next, approx. 90% of it is lost (used for moving, breathing, or simply radiated as body heat). Only 10% of the energy actually becomes physical body mass that the next level can eat.</w:t>
-        <w:br/>
-        <w:t xml:space="preserve">- Example: If producers capture 10,000 joules of sunlight energy, primary consumers only get 1,000, secondary get 100, and tertiary get exactly 10. </w:t>
-        <w:br/>
-        <w:t>- Why it matters: This is why there are millions of blades of grass, thousands of zebras, but only a handful of lions in an African savanna. The ecosystem geometrically cannot support that many top predators.</w:t>
-      </w:r>
-    </w:p>
-    <w:p>
-      <w:r>
-        <w:t>4. Biogeochemical Cycles</w:t>
-      </w:r>
-    </w:p>
-    <w:p>
-      <w:r>
-        <w:t>While energy flows through and dissipates into space, chemical elements recycle endlessly.</w:t>
-      </w:r>
-    </w:p>
-    <w:p>
-      <w:r>
-        <w:t>The Carbon Cycle: Driven heavily by the twin engines from Module 06: Photosynthesis (pulls Carbon Dioxide out of the air to make solid sugar) and Cellular Respiration (burns sugar and breathes Carbon Dioxide back into the air).  The Nitrogen Cycle: Nitrogen makes up 78% of the air we breathe, but plants and animals can't use it in gas form. Certain crucial soil bacteria "fix" nitrogen (pull it from the air into solid form) so plants can absorb it by their roots. Without these bacteria, all plant and animal life would starve for nitrogen (which is needed to build DNA and Proteins!).   Study Tips</w:t>
+        <w:t>Strategic Tips for Studying</w:t>
       </w:r>
     </w:p>
     <w:sectPr>

--- a/PUBLISHED/biol-1/ALL_FILES/module-15-population-systems-ecology-keys-to-success.docx
+++ b/PUBLISHED/biol-1/ALL_FILES/module-15-population-systems-ecology-keys-to-success.docx
@@ -3,11 +3,17 @@
 <w:document xmlns:wpc="http://schemas.microsoft.com/office/word/2010/wordprocessingCanvas" xmlns:mo="http://schemas.microsoft.com/office/mac/office/2008/main" xmlns:mc="http://schemas.openxmlformats.org/markup-compatibility/2006" xmlns:mv="urn:schemas-microsoft-com:mac:vml" xmlns:o="urn:schemas-microsoft-com:office:office" xmlns:r="http://schemas.openxmlformats.org/officeDocument/2006/relationships" xmlns:m="http://schemas.openxmlformats.org/officeDocument/2006/math" xmlns:v="urn:schemas-microsoft-com:vml" xmlns:wp14="http://schemas.microsoft.com/office/word/2010/wordprocessingDrawing" xmlns:wp="http://schemas.openxmlformats.org/drawingml/2006/wordprocessingDrawing" xmlns:w10="urn:schemas-microsoft-com:office:word" xmlns:w="http://schemas.openxmlformats.org/wordprocessingml/2006/main" xmlns:w14="http://schemas.microsoft.com/office/word/2010/wordml" xmlns:wpg="http://schemas.microsoft.com/office/word/2010/wordprocessingGroup" xmlns:wpi="http://schemas.microsoft.com/office/word/2010/wordprocessingInk" xmlns:wne="http://schemas.microsoft.com/office/word/2006/wordml" xmlns:wps="http://schemas.microsoft.com/office/word/2010/wordprocessingShape" mc:Ignorable="w14 wp14">
   <w:body>
     <w:p>
+      <w:pPr>
+        <w:pStyle w:val="Heading1"/>
+      </w:pPr>
       <w:r>
         <w:t>Module 15: Population and Systems Ecology — Keys to Success</w:t>
       </w:r>
     </w:p>
     <w:p>
+      <w:pPr>
+        <w:pStyle w:val="Heading2"/>
+      </w:pPr>
       <w:r>
         <w:t>Introduction and Big Picture</w:t>
       </w:r>
@@ -18,11 +24,17 @@
       </w:r>
     </w:p>
     <w:p>
+      <w:pPr>
+        <w:pStyle w:val="Heading2"/>
+      </w:pPr>
       <w:r>
         <w:t>Key Information and Concepts</w:t>
       </w:r>
     </w:p>
     <w:p>
+      <w:pPr>
+        <w:pStyle w:val="Heading3"/>
+      </w:pPr>
       <w:r>
         <w:t>1. Population Growth Models</w:t>
       </w:r>
@@ -31,55 +43,236 @@
       <w:r>
         <w:t>Populations grow dynamically depending on resource availability. We model this using two primary mathematical curves:</w:t>
         <w:br/>
-        <w:t>- Exponential Growth (J-Curve): Occurs when a population has access to highly abundant (or unlimited) resources and spaces. The population grows faster and faster as it gets larger. This usually happens only temporarily, such as when a species colonizes a new, empty habitat, or immediately following a drastic reduction.</w:t>
+        <w:t xml:space="preserve">- </w:t>
+      </w:r>
+      <w:r>
+        <w:rPr>
+          <w:b/>
+        </w:rPr>
+        <w:t>Exponential Growth (J-Curve):</w:t>
+      </w:r>
+      <w:r>
+        <w:t xml:space="preserve"> Occurs when a population has access to highly abundant (or unlimited) resources and spaces. The population grows faster and faster as it gets larger. This usually happens only temporarily, such as when a species colonizes a new, empty habitat, or immediately following a drastic reduction.</w:t>
         <w:br/>
-        <w:t>- Logistic Growth (S-Curve): A more realistic model. The population initially grows exponentially, but as resources begin to run scarce, the growth rate begins to slow down, eventually leveling off entirely.</w:t>
+        <w:t xml:space="preserve">- </w:t>
+      </w:r>
+      <w:r>
+        <w:rPr>
+          <w:b/>
+        </w:rPr>
+        <w:t>Logistic Growth (S-Curve):</w:t>
+      </w:r>
+      <w:r>
+        <w:t xml:space="preserve"> A more realistic model. The population initially grows exponentially, but as resources begin to run scarce, the growth rate begins to slow down, eventually leveling off entirely. </w:t>
       </w:r>
     </w:p>
     <w:p>
+      <w:pPr>
+        <w:pStyle w:val="Heading3"/>
+      </w:pPr>
       <w:r>
         <w:t>2. Carrying Capacity and Limiting Factors</w:t>
       </w:r>
     </w:p>
     <w:p>
       <w:r>
-        <w:t>Carrying Capacity (K): The maximum population size that a particular environment can sustain indefinitely. This is where the logistic S-curve flattens out.  Density-Dependent Limiting Factors: Pressures that limit growth more intensely as a population becomes increasingly crowded. Examples include competition for limited food, the rapid spread of diseases in dense populations, increased predation, and a buildup of toxic waste.  Density-Independent Limiting Factors: Pressures that impact the population size regardless of how dense or sparse it is. These are usually severe weather events or natural disasters—a massive flood kills a large percentage of animals whether there are 10 of them or 10,000 of them.   3. Trophic Levels in Ecosystems</w:t>
+        <w:t xml:space="preserve">• </w:t>
+      </w:r>
+      <w:r>
+        <w:rPr>
+          <w:b/>
+        </w:rPr>
+        <w:t>Carrying Capacity (K):</w:t>
+      </w:r>
+      <w:r>
+        <w:t xml:space="preserve"> The maximum population size that a particular environment can sustain indefinitely. This is where the logistic S-curve flattens out.</w:t>
+      </w:r>
+    </w:p>
+    <w:p>
+      <w:r>
+        <w:t xml:space="preserve">• </w:t>
+      </w:r>
+      <w:r>
+        <w:rPr>
+          <w:b/>
+        </w:rPr>
+        <w:t>Density-Dependent Limiting Factors:</w:t>
+      </w:r>
+      <w:r>
+        <w:t xml:space="preserve"> Pressures that limit growth more intensely as a population becomes increasingly crowded. Examples include competition for limited food, the rapid spread of diseases in dense populations, increased predation, and a buildup of toxic waste.</w:t>
+      </w:r>
+    </w:p>
+    <w:p>
+      <w:r>
+        <w:t xml:space="preserve">• </w:t>
+      </w:r>
+      <w:r>
+        <w:rPr>
+          <w:b/>
+        </w:rPr>
+        <w:t>Density-Independent Limiting Factors:</w:t>
+      </w:r>
+      <w:r>
+        <w:t xml:space="preserve"> Pressures that impact the population size regardless of how dense or sparse it is. These are usually severe weather events or natural disasters—a massive flood kills a large percentage of animals whether there are 10 of them or 10,000 of them.</w:t>
+      </w:r>
+    </w:p>
+    <w:p>
+      <w:pPr>
+        <w:pStyle w:val="Heading3"/>
+      </w:pPr>
+      <w:r>
+        <w:t>3. Trophic Levels in Ecosystems</w:t>
       </w:r>
     </w:p>
     <w:p>
       <w:r>
         <w:t>The structure of feeding relationships within an ecosystem is organized into trophic (feeding) levels:</w:t>
         <w:br/>
-        <w:t>- Primary Producers (Autotrophs): Usually plants, algae, or certain bacteria that capture solar energy to produce food. They form the base of every ecosystem.</w:t>
+        <w:t xml:space="preserve">- </w:t>
+      </w:r>
+      <w:r>
+        <w:rPr>
+          <w:b/>
+        </w:rPr>
+        <w:t>Primary Producers (Autotrophs):</w:t>
+      </w:r>
+      <w:r>
+        <w:t xml:space="preserve"> Usually plants, algae, or certain bacteria that capture solar energy to produce food. They form the base of every ecosystem.</w:t>
         <w:br/>
-        <w:t>- Primary Consumers: Herbivores that eat producers.</w:t>
+        <w:t xml:space="preserve">- </w:t>
+      </w:r>
+      <w:r>
+        <w:rPr>
+          <w:b/>
+        </w:rPr>
+        <w:t>Primary Consumers:</w:t>
+      </w:r>
+      <w:r>
+        <w:t xml:space="preserve"> Herbivores that eat producers.</w:t>
         <w:br/>
-        <w:t xml:space="preserve">- Secondary / Tertiary Consumers: Carnivores that eat herbivores or other carnivores. </w:t>
+        <w:t xml:space="preserve">- </w:t>
+      </w:r>
+      <w:r>
+        <w:rPr>
+          <w:b/>
+        </w:rPr>
+        <w:t>Secondary / Tertiary Consumers:</w:t>
+      </w:r>
+      <w:r>
+        <w:t xml:space="preserve"> Carnivores that eat herbivores or other carnivores. </w:t>
         <w:br/>
-        <w:t>- Apex Predators: The top carnivores that have no natural predators of their own.</w:t>
+        <w:t xml:space="preserve">- </w:t>
+      </w:r>
+      <w:r>
+        <w:rPr>
+          <w:b/>
+        </w:rPr>
+        <w:t>Apex Predators:</w:t>
+      </w:r>
+      <w:r>
+        <w:t xml:space="preserve"> The top carnivores that have no natural predators of their own.</w:t>
         <w:br/>
-        <w:t>- Decomposers: Fungi, bacteria, and detritivores that break down dead organic matter, unlocking locked nutrients and returning vital elements back to the soil for the producers to use again.</w:t>
+        <w:t xml:space="preserve">- </w:t>
+      </w:r>
+      <w:r>
+        <w:rPr>
+          <w:b/>
+        </w:rPr>
+        <w:t>Decomposers:</w:t>
+      </w:r>
+      <w:r>
+        <w:t xml:space="preserve"> Fungi, bacteria, and detritivores that break down dead organic matter, unlocking locked nutrients and returning vital elements back to the soil for the producers to use again.</w:t>
       </w:r>
     </w:p>
     <w:p>
+      <w:pPr>
+        <w:pStyle w:val="Heading3"/>
+      </w:pPr>
       <w:r>
         <w:t>4. The Rules of Energy and Nutrients</w:t>
       </w:r>
     </w:p>
     <w:p>
       <w:r>
-        <w:t>A critical distinction in ecology is that energy flows , while chemicals cycle .</w:t>
+        <w:t xml:space="preserve">A critical distinction in ecology is that </w:t>
+      </w:r>
+      <w:r>
+        <w:rPr>
+          <w:b/>
+        </w:rPr>
+        <w:t>energy flows</w:t>
+      </w:r>
+      <w:r>
+        <w:t xml:space="preserve">, while </w:t>
+      </w:r>
+      <w:r>
+        <w:rPr>
+          <w:b/>
+        </w:rPr>
+        <w:t>chemicals cycle</w:t>
+      </w:r>
+      <w:r>
+        <w:t>.</w:t>
         <w:br/>
-        <w:t>- The 10% Rule of Energy Transfer: Only about 10% of the energy stored in organic matter at one trophic level is transferred to the next trophic level. The other ~90% is mostly "lost" as heat during biological processes (cellular respiration, movement) or is passed out as undigested waste.</w:t>
+        <w:t xml:space="preserve">- </w:t>
+      </w:r>
+      <w:r>
+        <w:rPr>
+          <w:b/>
+        </w:rPr>
+        <w:t>The 10% Rule of Energy Transfer:</w:t>
+      </w:r>
+      <w:r>
+        <w:t xml:space="preserve"> Only about 10% of the energy stored in organic matter at one trophic level is transferred to the next trophic level. The other ~90% is mostly "lost" as heat during biological processes (cellular respiration, movement) or is passed out as undigested waste.</w:t>
         <w:br/>
         <w:t xml:space="preserve">- Because of this massive energy drop-off, food chains are usually limited to 4-5 links. This also heavily restricts population sizes at the top; it takes a vast landscape of grass just to support enough zebras to feed a single pride of lions. </w:t>
         <w:br/>
-        <w:t>- Biogeochemical Cycles: While energy comes from the sun and ultimately radiates out to space as heat, the actual atoms of life (Carbon, Nitrogen, Phosphorus, Water) are limited and must be tirelessly recycled. Plants pull carbon dioxide from the air and incorporate it into sugar via photosynthesis; eventually, consumers and decomposers break that sugar down and exhale the carbon back out via respiration.</w:t>
+        <w:t xml:space="preserve">- </w:t>
+      </w:r>
+      <w:r>
+        <w:rPr>
+          <w:b/>
+        </w:rPr>
+        <w:t>Biogeochemical Cycles:</w:t>
+      </w:r>
+      <w:r>
+        <w:t xml:space="preserve"> While energy comes from the sun and ultimately radiates out to space as heat, the actual atoms of life (Carbon, Nitrogen, Phosphorus, Water) are limited and must be tirelessly recycled. Plants pull carbon dioxide from the air and incorporate it into sugar via photosynthesis; eventually, consumers and decomposers break that sugar down and exhale the carbon back out via respiration.</w:t>
+      </w:r>
+    </w:p>
+    <w:p>
+      <w:pPr>
+        <w:pStyle w:val="Heading2"/>
+      </w:pPr>
+      <w:r>
+        <w:t>Strategic Tips for Studying</w:t>
       </w:r>
     </w:p>
     <w:p>
       <w:r>
-        <w:t>Strategic Tips for Studying</w:t>
+        <w:t xml:space="preserve">• </w:t>
+      </w:r>
+      <w:r>
+        <w:rPr>
+          <w:b/>
+        </w:rPr>
+        <w:t>Grasp the 10% Constraint:</w:t>
+      </w:r>
+      <w:r>
+        <w:t xml:space="preserve"> Use the 10% rule mathematically. If a field of grass holds 10,000 joules of energy, the grasshoppers eating it only secure 1,000 joules; the frogs eating the grasshoppers get 100 joules, and the hawk eating the frog receives a mere 10 joules. </w:t>
+      </w:r>
+    </w:p>
+    <w:p>
+      <w:r>
+        <w:t xml:space="preserve">• </w:t>
+      </w:r>
+      <w:r>
+        <w:rPr>
+          <w:b/>
+        </w:rPr>
+        <w:t>Limiters:</w:t>
+      </w:r>
+      <w:r>
+        <w:t xml:space="preserve"> Memorize that density-dependent is almost always about biological interactions (disease, competition) while density-independent is environmental (weather, fire).</w:t>
       </w:r>
     </w:p>
     <w:sectPr>

--- a/PUBLISHED/biol-1/ALL_FILES/module-15-population-systems-ecology-keys-to-success.docx
+++ b/PUBLISHED/biol-1/ALL_FILES/module-15-population-systems-ecology-keys-to-success.docx
@@ -7,7 +7,7 @@
         <w:pStyle w:val="Heading1"/>
       </w:pPr>
       <w:r>
-        <w:t>Module 15: Population and Systems Ecology — Keys to Success</w:t>
+        <w:t>Module 15: Population and Systems Ecology - Keys to Success</w:t>
       </w:r>
     </w:p>
     <w:p>
@@ -15,12 +15,52 @@
         <w:pStyle w:val="Heading2"/>
       </w:pPr>
       <w:r>
-        <w:t>Introduction and Big Picture</w:t>
+        <w:t>Learning Objectives</w:t>
       </w:r>
     </w:p>
     <w:p>
       <w:r>
-        <w:t>Ecology is the study of how organisms interact with one another and with their physical environment. Moving from populations to entire ecosystems, we explore the hard mathematical realities of biological growth and the unyielding laws of thermodynamics. While chemical elements recycle constantly, energy moves in a one-way path through the system.</w:t>
+        <w:t>By the end of this module, you should be able to:</w:t>
+      </w:r>
+    </w:p>
+    <w:p>
+      <w:r>
+        <w:t xml:space="preserve">1. </w:t>
+      </w:r>
+      <w:r>
+        <w:t>Compare exponential and logistic population growth.</w:t>
+      </w:r>
+    </w:p>
+    <w:p>
+      <w:r>
+        <w:t xml:space="preserve">2. </w:t>
+      </w:r>
+      <w:r>
+        <w:t>Explain carrying capacity and limiting factors.</w:t>
+      </w:r>
+    </w:p>
+    <w:p>
+      <w:r>
+        <w:t xml:space="preserve">3. </w:t>
+      </w:r>
+      <w:r>
+        <w:t>Distinguish density-dependent and density-independent regulation.</w:t>
+      </w:r>
+    </w:p>
+    <w:p>
+      <w:r>
+        <w:t xml:space="preserve">4. </w:t>
+      </w:r>
+      <w:r>
+        <w:t>Use trophic levels and the 10 percent rule to explain energy limits.</w:t>
+      </w:r>
+    </w:p>
+    <w:p>
+      <w:r>
+        <w:t xml:space="preserve">5. </w:t>
+      </w:r>
+      <w:r>
+        <w:t>Contrast energy flow with nutrient cycling.</w:t>
       </w:r>
     </w:p>
     <w:p>
@@ -28,50 +68,55 @@
         <w:pStyle w:val="Heading2"/>
       </w:pPr>
       <w:r>
-        <w:t>Key Information and Concepts</w:t>
+        <w:t>Topics</w:t>
+      </w:r>
+    </w:p>
+    <w:p>
+      <w:r>
+        <w:t xml:space="preserve">• </w:t>
+      </w:r>
+      <w:r>
+        <w:t>Population growth models</w:t>
+      </w:r>
+    </w:p>
+    <w:p>
+      <w:r>
+        <w:t xml:space="preserve">• </w:t>
+      </w:r>
+      <w:r>
+        <w:t>Limits and carrying capacity</w:t>
+      </w:r>
+    </w:p>
+    <w:p>
+      <w:r>
+        <w:t xml:space="preserve">• </w:t>
+      </w:r>
+      <w:r>
+        <w:t>Community interactions</w:t>
+      </w:r>
+    </w:p>
+    <w:p>
+      <w:r>
+        <w:t xml:space="preserve">• </w:t>
+      </w:r>
+      <w:r>
+        <w:t>Energy flow through trophic levels</w:t>
+      </w:r>
+    </w:p>
+    <w:p>
+      <w:r>
+        <w:t xml:space="preserve">• </w:t>
+      </w:r>
+      <w:r>
+        <w:t>Matter cycling and systems feedback</w:t>
       </w:r>
     </w:p>
     <w:p>
       <w:pPr>
-        <w:pStyle w:val="Heading3"/>
+        <w:pStyle w:val="Heading2"/>
       </w:pPr>
       <w:r>
-        <w:t>1. Population Growth Models</w:t>
-      </w:r>
-    </w:p>
-    <w:p>
-      <w:r>
-        <w:t>Populations grow dynamically depending on resource availability. We model this using two primary mathematical curves:</w:t>
-        <w:br/>
-        <w:t xml:space="preserve">- </w:t>
-      </w:r>
-      <w:r>
-        <w:rPr>
-          <w:b/>
-        </w:rPr>
-        <w:t>Exponential Growth (J-Curve):</w:t>
-      </w:r>
-      <w:r>
-        <w:t xml:space="preserve"> Occurs when a population has access to highly abundant (or unlimited) resources and spaces. The population grows faster and faster as it gets larger. This usually happens only temporarily, such as when a species colonizes a new, empty habitat, or immediately following a drastic reduction.</w:t>
-        <w:br/>
-        <w:t xml:space="preserve">- </w:t>
-      </w:r>
-      <w:r>
-        <w:rPr>
-          <w:b/>
-        </w:rPr>
-        <w:t>Logistic Growth (S-Curve):</w:t>
-      </w:r>
-      <w:r>
-        <w:t xml:space="preserve"> A more realistic model. The population initially grows exponentially, but as resources begin to run scarce, the growth rate begins to slow down, eventually leveling off entirely. </w:t>
-      </w:r>
-    </w:p>
-    <w:p>
-      <w:pPr>
-        <w:pStyle w:val="Heading3"/>
-      </w:pPr>
-      <w:r>
-        <w:t>2. Carrying Capacity and Limiting Factors</w:t>
+        <w:t>Key Terms to Know</w:t>
       </w:r>
     </w:p>
     <w:p>
@@ -82,10 +127,10 @@
         <w:rPr>
           <w:b/>
         </w:rPr>
-        <w:t>Carrying Capacity (K):</w:t>
+        <w:t>Population</w:t>
       </w:r>
       <w:r>
-        <w:t xml:space="preserve"> The maximum population size that a particular environment can sustain indefinitely. This is where the logistic S-curve flattens out.</w:t>
+        <w:t xml:space="preserve"> - Members of one species in an area.</w:t>
       </w:r>
     </w:p>
     <w:p>
@@ -96,10 +141,10 @@
         <w:rPr>
           <w:b/>
         </w:rPr>
-        <w:t>Density-Dependent Limiting Factors:</w:t>
+        <w:t>Exponential growth</w:t>
       </w:r>
       <w:r>
-        <w:t xml:space="preserve"> Pressures that limit growth more intensely as a population becomes increasingly crowded. Examples include competition for limited food, the rapid spread of diseases in dense populations, increased predation, and a buildup of toxic waste.</w:t>
+        <w:t xml:space="preserve"> - Growth pattern with increasing rate under abundant resources.</w:t>
       </w:r>
     </w:p>
     <w:p>
@@ -110,141 +155,10 @@
         <w:rPr>
           <w:b/>
         </w:rPr>
-        <w:t>Density-Independent Limiting Factors:</w:t>
+        <w:t>Logistic growth</w:t>
       </w:r>
       <w:r>
-        <w:t xml:space="preserve"> Pressures that impact the population size regardless of how dense or sparse it is. These are usually severe weather events or natural disasters—a massive flood kills a large percentage of animals whether there are 10 of them or 10,000 of them.</w:t>
-      </w:r>
-    </w:p>
-    <w:p>
-      <w:pPr>
-        <w:pStyle w:val="Heading3"/>
-      </w:pPr>
-      <w:r>
-        <w:t>3. Trophic Levels in Ecosystems</w:t>
-      </w:r>
-    </w:p>
-    <w:p>
-      <w:r>
-        <w:t>The structure of feeding relationships within an ecosystem is organized into trophic (feeding) levels:</w:t>
-        <w:br/>
-        <w:t xml:space="preserve">- </w:t>
-      </w:r>
-      <w:r>
-        <w:rPr>
-          <w:b/>
-        </w:rPr>
-        <w:t>Primary Producers (Autotrophs):</w:t>
-      </w:r>
-      <w:r>
-        <w:t xml:space="preserve"> Usually plants, algae, or certain bacteria that capture solar energy to produce food. They form the base of every ecosystem.</w:t>
-        <w:br/>
-        <w:t xml:space="preserve">- </w:t>
-      </w:r>
-      <w:r>
-        <w:rPr>
-          <w:b/>
-        </w:rPr>
-        <w:t>Primary Consumers:</w:t>
-      </w:r>
-      <w:r>
-        <w:t xml:space="preserve"> Herbivores that eat producers.</w:t>
-        <w:br/>
-        <w:t xml:space="preserve">- </w:t>
-      </w:r>
-      <w:r>
-        <w:rPr>
-          <w:b/>
-        </w:rPr>
-        <w:t>Secondary / Tertiary Consumers:</w:t>
-      </w:r>
-      <w:r>
-        <w:t xml:space="preserve"> Carnivores that eat herbivores or other carnivores. </w:t>
-        <w:br/>
-        <w:t xml:space="preserve">- </w:t>
-      </w:r>
-      <w:r>
-        <w:rPr>
-          <w:b/>
-        </w:rPr>
-        <w:t>Apex Predators:</w:t>
-      </w:r>
-      <w:r>
-        <w:t xml:space="preserve"> The top carnivores that have no natural predators of their own.</w:t>
-        <w:br/>
-        <w:t xml:space="preserve">- </w:t>
-      </w:r>
-      <w:r>
-        <w:rPr>
-          <w:b/>
-        </w:rPr>
-        <w:t>Decomposers:</w:t>
-      </w:r>
-      <w:r>
-        <w:t xml:space="preserve"> Fungi, bacteria, and detritivores that break down dead organic matter, unlocking locked nutrients and returning vital elements back to the soil for the producers to use again.</w:t>
-      </w:r>
-    </w:p>
-    <w:p>
-      <w:pPr>
-        <w:pStyle w:val="Heading3"/>
-      </w:pPr>
-      <w:r>
-        <w:t>4. The Rules of Energy and Nutrients</w:t>
-      </w:r>
-    </w:p>
-    <w:p>
-      <w:r>
-        <w:t xml:space="preserve">A critical distinction in ecology is that </w:t>
-      </w:r>
-      <w:r>
-        <w:rPr>
-          <w:b/>
-        </w:rPr>
-        <w:t>energy flows</w:t>
-      </w:r>
-      <w:r>
-        <w:t xml:space="preserve">, while </w:t>
-      </w:r>
-      <w:r>
-        <w:rPr>
-          <w:b/>
-        </w:rPr>
-        <w:t>chemicals cycle</w:t>
-      </w:r>
-      <w:r>
-        <w:t>.</w:t>
-        <w:br/>
-        <w:t xml:space="preserve">- </w:t>
-      </w:r>
-      <w:r>
-        <w:rPr>
-          <w:b/>
-        </w:rPr>
-        <w:t>The 10% Rule of Energy Transfer:</w:t>
-      </w:r>
-      <w:r>
-        <w:t xml:space="preserve"> Only about 10% of the energy stored in organic matter at one trophic level is transferred to the next trophic level. The other ~90% is mostly "lost" as heat during biological processes (cellular respiration, movement) or is passed out as undigested waste.</w:t>
-        <w:br/>
-        <w:t xml:space="preserve">- Because of this massive energy drop-off, food chains are usually limited to 4-5 links. This also heavily restricts population sizes at the top; it takes a vast landscape of grass just to support enough zebras to feed a single pride of lions. </w:t>
-        <w:br/>
-        <w:t xml:space="preserve">- </w:t>
-      </w:r>
-      <w:r>
-        <w:rPr>
-          <w:b/>
-        </w:rPr>
-        <w:t>Biogeochemical Cycles:</w:t>
-      </w:r>
-      <w:r>
-        <w:t xml:space="preserve"> While energy comes from the sun and ultimately radiates out to space as heat, the actual atoms of life (Carbon, Nitrogen, Phosphorus, Water) are limited and must be tirelessly recycled. Plants pull carbon dioxide from the air and incorporate it into sugar via photosynthesis; eventually, consumers and decomposers break that sugar down and exhale the carbon back out via respiration.</w:t>
-      </w:r>
-    </w:p>
-    <w:p>
-      <w:pPr>
-        <w:pStyle w:val="Heading2"/>
-      </w:pPr>
-      <w:r>
-        <w:t>Strategic Tips for Studying</w:t>
+        <w:t xml:space="preserve"> - Growth that slows as population approaches carrying capacity.</w:t>
       </w:r>
     </w:p>
     <w:p>
@@ -255,10 +169,10 @@
         <w:rPr>
           <w:b/>
         </w:rPr>
-        <w:t>Grasp the 10% Constraint:</w:t>
+        <w:t>Carrying capacity</w:t>
       </w:r>
       <w:r>
-        <w:t xml:space="preserve"> Use the 10% rule mathematically. If a field of grass holds 10,000 joules of energy, the grasshoppers eating it only secure 1,000 joules; the frogs eating the grasshoppers get 100 joules, and the hawk eating the frog receives a mere 10 joules. </w:t>
+        <w:t xml:space="preserve"> - Approximate environment-supported population size.</w:t>
       </w:r>
     </w:p>
     <w:p>
@@ -269,10 +183,191 @@
         <w:rPr>
           <w:b/>
         </w:rPr>
-        <w:t>Limiters:</w:t>
+        <w:t>Density-dependent factor</w:t>
       </w:r>
       <w:r>
-        <w:t xml:space="preserve"> Memorize that density-dependent is almost always about biological interactions (disease, competition) while density-independent is environmental (weather, fire).</w:t>
+        <w:t xml:space="preserve"> - Limiting factor whose impact changes with crowding.</w:t>
+      </w:r>
+    </w:p>
+    <w:p>
+      <w:r>
+        <w:t xml:space="preserve">• </w:t>
+      </w:r>
+      <w:r>
+        <w:rPr>
+          <w:b/>
+        </w:rPr>
+        <w:t>Density-independent factor</w:t>
+      </w:r>
+      <w:r>
+        <w:t xml:space="preserve"> - Limiting factor not directly tied to density.</w:t>
+      </w:r>
+    </w:p>
+    <w:p>
+      <w:r>
+        <w:t xml:space="preserve">• </w:t>
+      </w:r>
+      <w:r>
+        <w:rPr>
+          <w:b/>
+        </w:rPr>
+        <w:t>Trophic level</w:t>
+      </w:r>
+      <w:r>
+        <w:t xml:space="preserve"> - Feeding position in an energy pathway.</w:t>
+      </w:r>
+    </w:p>
+    <w:p>
+      <w:r>
+        <w:t xml:space="preserve">• </w:t>
+      </w:r>
+      <w:r>
+        <w:rPr>
+          <w:b/>
+        </w:rPr>
+        <w:t>Decomposer</w:t>
+      </w:r>
+      <w:r>
+        <w:t xml:space="preserve"> - Organism that breaks down dead material and recycles nutrients.</w:t>
+      </w:r>
+    </w:p>
+    <w:p>
+      <w:pPr>
+        <w:pStyle w:val="Heading2"/>
+      </w:pPr>
+      <w:r>
+        <w:t>Core Contents</w:t>
+      </w:r>
+    </w:p>
+    <w:p>
+      <w:r>
+        <w:t xml:space="preserve">1. </w:t>
+      </w:r>
+      <w:r>
+        <w:t>Population size changes through births, deaths, immigration, and emigration.</w:t>
+      </w:r>
+    </w:p>
+    <w:p>
+      <w:r>
+        <w:t xml:space="preserve">2. </w:t>
+      </w:r>
+      <w:r>
+        <w:t>Exponential growth describes rapid increase; logistic growth includes carrying capacity.</w:t>
+      </w:r>
+    </w:p>
+    <w:p>
+      <w:r>
+        <w:t xml:space="preserve">3. </w:t>
+      </w:r>
+      <w:r>
+        <w:t>Density-dependent and density-independent factors limit populations differently.</w:t>
+      </w:r>
+    </w:p>
+    <w:p>
+      <w:r>
+        <w:t xml:space="preserve">4. </w:t>
+      </w:r>
+      <w:r>
+        <w:t>Energy flows through producers, consumers, and decomposers with loss at transfers.</w:t>
+      </w:r>
+    </w:p>
+    <w:p>
+      <w:r>
+        <w:t xml:space="preserve">5. </w:t>
+      </w:r>
+      <w:r>
+        <w:t>Matter cycles through ecosystems while energy must continually enter.</w:t>
+      </w:r>
+    </w:p>
+    <w:p>
+      <w:pPr>
+        <w:pStyle w:val="Heading2"/>
+      </w:pPr>
+      <w:r>
+        <w:t>Study Tips</w:t>
+      </w:r>
+    </w:p>
+    <w:p>
+      <w:r>
+        <w:t xml:space="preserve">1. </w:t>
+      </w:r>
+      <w:r>
+        <w:t>Start with the module's central claim before memorizing vocabulary.</w:t>
+      </w:r>
+    </w:p>
+    <w:p>
+      <w:r>
+        <w:t xml:space="preserve">2. </w:t>
+      </w:r>
+      <w:r>
+        <w:t>Use the same-numbered lab as the evidence check for the module.</w:t>
+      </w:r>
+    </w:p>
+    <w:p>
+      <w:r>
+        <w:t xml:space="preserve">3. </w:t>
+      </w:r>
+      <w:r>
+        <w:t>Explain one mechanism in words, then redraw it as a simple diagram.</w:t>
+      </w:r>
+    </w:p>
+    <w:p>
+      <w:r>
+        <w:t xml:space="preserve">4. </w:t>
+      </w:r>
+      <w:r>
+        <w:t>Answer retrieval questions without notes, then revise with the terms list.</w:t>
+      </w:r>
+    </w:p>
+    <w:p>
+      <w:pPr>
+        <w:pStyle w:val="Heading2"/>
+      </w:pPr>
+      <w:r>
+        <w:t>Connected Lab</w:t>
+      </w:r>
+    </w:p>
+    <w:p>
+      <w:r>
+        <w:t xml:space="preserve">• </w:t>
+      </w:r>
+      <w:r>
+        <w:rPr>
+          <w:rFonts w:ascii="Courier New" w:hAnsi="Courier New"/>
+        </w:rPr>
+        <w:t>lab-15_population-systems-ecology.md</w:t>
+      </w:r>
+    </w:p>
+    <w:p>
+      <w:pPr>
+        <w:pStyle w:val="Heading2"/>
+      </w:pPr>
+      <w:r>
+        <w:t>Generated Visuals</w:t>
+      </w:r>
+    </w:p>
+    <w:p>
+      <w:r>
+        <w:t xml:space="preserve">• </w:t>
+      </w:r>
+      <w:r>
+        <w:t>Module 15: Population and Systems Ecology Concept Map</w:t>
+      </w:r>
+    </w:p>
+    <w:p>
+      <w:r>
+        <w:t xml:space="preserve">• </w:t>
+      </w:r>
+      <w:r>
+        <w:t>Module 15: Population and Systems Ecology Process Model</w:t>
+      </w:r>
+    </w:p>
+    <w:p>
+      <w:r>
+        <w:t xml:space="preserve">• </w:t>
+      </w:r>
+      <w:r>
+        <w:t>Module 15: Population and Systems Ecology Retrieval Card</w:t>
       </w:r>
     </w:p>
     <w:sectPr>
